--- a/docs/Отчёт о выполнении шести заданий Solana Кукушкин Юрий.docx
+++ b/docs/Отчёт о выполнении шести заданий Solana Кукушкин Юрий.docx
@@ -19,7 +19,7 @@
           <w:color w:val="5F5F5F"/>
           <w:sz w:val="19"/>
         </w:rPr>
-        <w:t>Состояние на 30 сентября 2026 года</w:t>
+        <w:t>Состояние на 11 октября 2026 года</w:t>
       </w:r>
     </w:p>
     <w:p>
@@ -27,10 +27,10 @@
         <w:rPr>
           <w:b/>
         </w:rPr>
-        <w:t xml:space="preserve">Программная часть всех шести заданий выполнена в проекте. </w:t>
+        <w:t xml:space="preserve">Все шесть заданий выполнены и проверены в Solana Devnet. </w:t>
       </w:r>
       <w:r>
-        <w:t>Задания 1–3 также проверены в Devnet. Для заданий 4–6 SBF-сборка, развёртывание и создание on-chain аккаунтов пока не проводились. Ниже указано, чем подтверждается каждый результат.</w:t>
+        <w:t>Для заданий 4–6 SBF-программа развёрнута, а вызовы ping, счётчика и профиля подтверждены транзакциями. Ниже указано, чем подтверждается каждый результат.</w:t>
       </w:r>
     </w:p>
     <w:p>
@@ -121,7 +121,7 @@
         <w:keepLines/>
       </w:pPr>
       <w:r>
-        <w:t>Написана инструкция ping в Anchor. Исходный Rust-код проходит cargo check.</w:t>
+        <w:t>Инструкция ping собрана в SBF, программа развёрнута в Devnet, вызов ping подтверждён транзакцией.</w:t>
       </w:r>
       <w:r>
         <w:rPr>
@@ -130,7 +130,7 @@
         <w:t xml:space="preserve"> Подтверждение: </w:t>
       </w:r>
       <w:r>
-        <w:t>learning/anchor/programs/antimatter_learning/src/lib.rs. SBF-бинарник и транзакция развёртывания в Devnet пока отсутствуют.</w:t>
+        <w:t>learning/anchor/programs/antimatter_learning/src/lib.rs; verification/learning-sbf-build.json и learning-program-calls.json.</w:t>
       </w:r>
     </w:p>
     <w:p>
@@ -155,7 +155,7 @@
         <w:t xml:space="preserve"> Подтверждение: </w:t>
       </w:r>
       <w:r>
-        <w:t>исходник Anchor, scripts/learning/client.ts и тесты learning-program.test.ts; вызовы в Devnet ожидают развёртывания программы.</w:t>
+        <w:t>verification/learning-program-calls.json: создание PDA, увеличение счётчика с 0 до 1 и адреса транзакций.</w:t>
       </w:r>
     </w:p>
     <w:p>
@@ -180,7 +180,7 @@
         <w:t xml:space="preserve"> Подтверждение: </w:t>
       </w:r>
       <w:r>
-        <w:t>исходник Anchor, src/learning-program.ts и тесты; сам профиль в Devnet ещё не создан.</w:t>
+        <w:t>verification/learning-program-calls.json: создание и обновление PDA, сохранённые имя и описание.</w:t>
       </w:r>
     </w:p>
     <w:p>
@@ -194,7 +194,7 @@
         <w:t xml:space="preserve">Общая проверка кода: </w:t>
       </w:r>
       <w:r>
-        <w:t>42 теста прошли, веб-сборка и синхронизация нативных ресурсов завершились успешно. Полное сетевое подтверждение заданий 4–6 требует anchor build, anchor deploy и вызовов клиента на Mac, Linux или WSL.</w:t>
+        <w:t>44 теста и веб-сборка прошли. SBF-бинарник собран в GitHub Actions, Program ID и SHA-256 совпадают с развёрнутой программой; клиентские вызовы подтверждены Devnet.</w:t>
       </w:r>
     </w:p>
     <w:p>
@@ -402,7 +402,7 @@
         <w:spacing w:before="340"/>
       </w:pPr>
       <w:r>
-        <w:t>Задание 4  Исходник программы</w:t>
+        <w:t>Задание 4  Программа и ping</w:t>
       </w:r>
     </w:p>
     <w:p>
@@ -456,7 +456,7 @@
           <w:color w:val="5F5F5F"/>
           <w:sz w:val="18"/>
         </w:rPr>
-        <w:t>Фрагмент ping, успешный cargo check и текущий статус Program ID в Devnet.</w:t>
+        <w:t>SBF SHA-256, Program ID и подписи транзакций развёртывания и вызова ping.</w:t>
       </w:r>
     </w:p>
     <w:p>
@@ -524,7 +524,7 @@
           <w:color w:val="5F5F5F"/>
           <w:sz w:val="18"/>
         </w:rPr>
-        <w:t>Фрагменты Anchor-кода, вычисленный PDA и результат тестов клиента.</w:t>
+        <w:t>Адрес PDA, подписи создания и увеличения, изменение значения счётчика.</w:t>
       </w:r>
     </w:p>
     <w:p>
@@ -587,7 +587,7 @@
           <w:color w:val="5F5F5F"/>
           <w:sz w:val="18"/>
         </w:rPr>
-        <w:t>Фрагменты Anchor-кода, вычисленный PDA и результат тестов клиента.</w:t>
+        <w:t>Адрес PDA, подписи создания и обновления, сохранённые имя и описание.</w:t>
       </w:r>
     </w:p>
     <w:p>
@@ -601,7 +601,7 @@
         <w:t xml:space="preserve">Источник снимков: </w:t>
       </w:r>
       <w:r>
-        <w:t>публичные отчёты Devnet, исходники проекта и повторно выполненные локальные команды. Снимки 4–6 подтверждают реализацию и тесты, но не заменяют подтверждение развёртывания программы в Devnet.</w:t>
+        <w:t>публичные отчёты Devnet, исходники проекта и повторно выполненные локальные команды. Снимки 4–6 содержат подписи подтверждённых транзакций и состояние PDA.</w:t>
       </w:r>
     </w:p>
     <w:sectPr>
